--- a/C61/Sprint0/Definition_du_projet.docx
+++ b/C61/Sprint0/Definition_du_projet.docx
@@ -620,42 +620,6 @@
     </w:p>
     <w:p>
       <w:pPr>
-        <w:rPr>
-          <w:b/>
-          <w:sz w:val="32"/>
-          <w:szCs w:val="32"/>
-        </w:rPr>
-      </w:pPr>
-    </w:p>
-    <w:p>
-      <w:pPr>
-        <w:rPr>
-          <w:b/>
-          <w:sz w:val="32"/>
-          <w:szCs w:val="32"/>
-        </w:rPr>
-      </w:pPr>
-    </w:p>
-    <w:p>
-      <w:pPr>
-        <w:rPr>
-          <w:b/>
-          <w:sz w:val="32"/>
-          <w:szCs w:val="32"/>
-        </w:rPr>
-      </w:pPr>
-    </w:p>
-    <w:p>
-      <w:pPr>
-        <w:rPr>
-          <w:b/>
-          <w:sz w:val="32"/>
-          <w:szCs w:val="32"/>
-        </w:rPr>
-      </w:pPr>
-    </w:p>
-    <w:p>
-      <w:pPr>
         <w:pStyle w:val="Titre1"/>
         <w:rPr>
           <w:rFonts w:asciiTheme="minorHAnsi" w:hAnsiTheme="minorHAnsi" w:cstheme="minorHAnsi"/>
@@ -672,6 +636,7 @@
           <w:bCs/>
           <w:color w:val="auto"/>
         </w:rPr>
+        <w:lastRenderedPageBreak/>
         <w:t>Présentation générale</w:t>
       </w:r>
       <w:r>
@@ -792,6 +757,8 @@
         </w:rPr>
         <w:t>nombre de personnes, au placement des salles, au nombre de sorties d’urgence, etc.</w:t>
       </w:r>
+      <w:bookmarkStart w:id="1" w:name="_GoBack"/>
+      <w:bookmarkEnd w:id="1"/>
     </w:p>
     <w:p>
       <w:pPr>
@@ -981,7 +948,7 @@
           <w:color w:val="auto"/>
         </w:rPr>
       </w:pPr>
-      <w:bookmarkStart w:id="1" w:name="_Toc95917850"/>
+      <w:bookmarkStart w:id="2" w:name="_Toc95917850"/>
       <w:r>
         <w:rPr>
           <w:rStyle w:val="normaltextrun"/>
@@ -990,9 +957,10 @@
           <w:bCs/>
           <w:color w:val="auto"/>
         </w:rPr>
+        <w:lastRenderedPageBreak/>
         <w:t>Présentation détaillée :</w:t>
       </w:r>
-      <w:bookmarkEnd w:id="1"/>
+      <w:bookmarkEnd w:id="2"/>
       <w:r>
         <w:rPr>
           <w:rStyle w:val="eop"/>
@@ -1130,8 +1098,15 @@
           <w:rStyle w:val="normaltextrun"/>
           <w:rFonts w:ascii="Calibri" w:hAnsi="Calibri" w:cs="Calibri"/>
         </w:rPr>
+        <w:t xml:space="preserve">Les options qui seront disponibles à l’intérieur du menu d’un carrées seront différent type de salle dans un édifice. Il y aura donc des salles, des couloirs et bien évidemment une porte de sortie. Chacune de ces options seront disponibles lorsque l’utilisateur cliquera sur le bouton. Certaines conditions seront vérifiées par l’application, par exemple que la largeur et la longueur soit supérieur à 2. Si une porte de sortie est appliquée, la case adjacente ne sera pas disponible pour l’extension du bâtiment. Lorsqu’une salle sera reliée à un </w:t>
+      </w:r>
+      <w:r>
+        <w:rPr>
+          <w:rStyle w:val="normaltextrun"/>
+          <w:rFonts w:ascii="Calibri" w:hAnsi="Calibri" w:cs="Calibri"/>
+        </w:rPr>
         <w:lastRenderedPageBreak/>
-        <w:t>Les options qui seront disponibles à l’intérieur du menu d’un carrées seront différent type de salle dans un édifice. Il y aura donc des salles, des couloirs et bien évidemment une porte de sortie. Chacune de ces options seront disponibles lorsque l’utilisateur cliquera sur le bouton. Certaines conditions seront vérifiées par l’application, par exemple que la largeur et la longueur soit supérieur à 2. Si une porte de sortie est appliquée, la case adjacente ne sera pas disponible pour l’extension du bâtiment. Lorsqu’une salle sera reliée à un couloir, la case de la salle changera de couleur pour afficher la possibilité d’ajouter une porte entre la salle et le couloir. Une salle n’ayant pas de porte se reliera avec une autre pour créer une salle de 2x1, la taille des salles sont donc sans limites, mais doivent respecter la taille initiale de la grille.</w:t>
+        <w:t>couloir, la case de la salle changera de couleur pour afficher la possibilité d’ajouter une porte entre la salle et le couloir. Une salle n’ayant pas de porte se reliera avec une autre pour créer une salle de 2x1, la taille des salles sont donc sans limites, mais doivent respecter la taille initiale de la grille.</w:t>
       </w:r>
       <w:r>
         <w:rPr>
@@ -1277,8 +1252,15 @@
           <w:rStyle w:val="normaltextrun"/>
           <w:rFonts w:ascii="Calibri" w:hAnsi="Calibri" w:cs="Calibri"/>
         </w:rPr>
+        <w:t xml:space="preserve">Lorsque l’utilisateur sera satisfait de la disposition et des paramètres de son celle-ci, un bouton “Générer la simulation” sera disponible. Il pourra appuyer pour afficher la simulation. Une fenêtre contextuelle apparaitra pour demander si l’utilisateur est sûr qu’il veut générer sa simulation, puisque le processus de génération peut prendre quelques minutes. S’il appuie sur non, la fenêtre disparaîtra, s’il appuie sur oui, une fenêtre d’enregistrement lui </w:t>
+      </w:r>
+      <w:r>
+        <w:rPr>
+          <w:rStyle w:val="normaltextrun"/>
+          <w:rFonts w:ascii="Calibri" w:hAnsi="Calibri" w:cs="Calibri"/>
+        </w:rPr>
         <w:lastRenderedPageBreak/>
-        <w:t xml:space="preserve">Lorsque l’utilisateur sera satisfait de la disposition et des paramètres de son celle-ci, un bouton “Générer la simulation” sera disponible. Il pourra appuyer pour afficher la simulation. Une fenêtre contextuelle apparaitra pour demander si l’utilisateur est sûr qu’il veut générer sa simulation, puisque le processus de génération peut prendre quelques minutes. S’il appuie sur non, la fenêtre disparaîtra, s’il appuie sur oui, une fenêtre d’enregistrement lui demandera d’enregistrer sa disposition. Ensuite, il sera redirigé vers une autre page où la simulation sera lancé. </w:t>
+        <w:t xml:space="preserve">demandera d’enregistrer sa disposition. Ensuite, il sera redirigé vers une autre page où la simulation sera lancé. </w:t>
       </w:r>
       <w:r>
         <w:rPr>
@@ -1327,16 +1309,7 @@
           <w:rStyle w:val="normaltextrun"/>
           <w:rFonts w:ascii="Calibri" w:hAnsi="Calibri" w:cs="Calibri"/>
         </w:rPr>
-        <w:t xml:space="preserve">Sur la page de simulation, nous allons afficher une barre de chargement donnant une idée grossière à l’utilisateur du temps requis pour générer cette dernière. </w:t>
-      </w:r>
-      <w:bookmarkStart w:id="2" w:name="_GoBack"/>
-      <w:bookmarkEnd w:id="2"/>
-      <w:r>
-        <w:rPr>
-          <w:rStyle w:val="normaltextrun"/>
-          <w:rFonts w:ascii="Calibri" w:hAnsi="Calibri" w:cs="Calibri"/>
-        </w:rPr>
-        <w:t>Les données qui ont été envoyé au programme python pour le traitement seront donc disponible lorsqu’il sera fini. L’utilisateur pourra observer la simulation en appuyant sur “Consulter la simulation”. Ainsi, une page avec la représentation 3d du bâtiment de l’utilisateur sera affiché. Il sera possible tout comme avec la grille de se déplacer avec la souris dans l’environnement 3d. Les utilisateurs pourront apercevoir les salles et les couloirs qui seront représentés avec des couleurs différentes et des petits personnages qui représenterons les individus à évacuer. Des boutons de lectures seront disponible pour l’utilisateur afin d’observer en détail les éléments de la simulation. Il pourra, comme dans une vidéo, avancer, reculer et faire pause comme bon lui semble. L’utilisateur aura seulement la possibilité de voir la meilleure génération estimée par l’algorithme.</w:t>
+        <w:t>Sur la page de simulation, nous allons afficher une barre de chargement donnant une idée grossière à l’utilisateur du temps requis pour générer cette dernière. Les données qui ont été envoyé au programme python pour le traitement seront donc disponible lorsqu’il sera fini. L’utilisateur pourra observer la simulation en appuyant sur “Consulter la simulation”. Ainsi, une page avec la représentation 3d du bâtiment de l’utilisateur sera affiché. Il sera possible tout comme avec la grille de se déplacer avec la souris dans l’environnement 3d. Les utilisateurs pourront apercevoir les salles et les couloirs qui seront représentés avec des couleurs différentes et des petits personnages qui représenterons les individus à évacuer. Des boutons de lectures seront disponible pour l’utilisateur afin d’observer en détail les éléments de la simulation. Il pourra, comme dans une vidéo, avancer, reculer et faire pause comme bon lui semble. L’utilisateur aura seulement la possibilité de voir la meilleure génération estimée par l’algorithme.</w:t>
       </w:r>
       <w:r>
         <w:rPr>
@@ -1498,7 +1471,6 @@
           <w:sz w:val="32"/>
           <w:szCs w:val="32"/>
         </w:rPr>
-        <w:lastRenderedPageBreak/>
         <w:t> </w:t>
       </w:r>
     </w:p>
@@ -1534,6 +1506,7 @@
           <w:bCs/>
           <w:color w:val="auto"/>
         </w:rPr>
+        <w:lastRenderedPageBreak/>
         <w:t>Contraintes applicatives :</w:t>
       </w:r>
       <w:bookmarkEnd w:id="3"/>
@@ -5456,7 +5429,7 @@
 </file>
 
 <file path=customXml/itemProps1.xml><?xml version="1.0" encoding="utf-8"?>
-<ds:datastoreItem xmlns:ds="http://schemas.openxmlformats.org/officeDocument/2006/customXml" ds:itemID="{015416C7-3468-4F4D-B9CF-D88A2C915D9E}">
+<ds:datastoreItem xmlns:ds="http://schemas.openxmlformats.org/officeDocument/2006/customXml" ds:itemID="{5D8217AB-F3FB-4A4B-9E96-8E0499009300}">
   <ds:schemaRefs>
     <ds:schemaRef ds:uri="http://schemas.openxmlformats.org/officeDocument/2006/bibliography"/>
   </ds:schemaRefs>
